--- a/Documentation.docx
+++ b/Documentation.docx
@@ -450,13 +450,7 @@
             </w:r>
             <w:proofErr w:type="gramStart"/>
             <w:r>
-              <w:t>Payable</w:t>
-            </w:r>
-            <w:r>
-              <w:t xml:space="preserve"> </w:t>
-            </w:r>
-            <w:r>
-              <w:t xml:space="preserve"> module</w:t>
+              <w:t>Payable  module</w:t>
             </w:r>
             <w:proofErr w:type="gramEnd"/>
             <w:r>
@@ -469,21 +463,14 @@
             </w:r>
             <w:proofErr w:type="gramEnd"/>
             <w:r>
-              <w:t>, Bill Payment) /</w:t>
-            </w:r>
-            <w:r>
-              <w:t xml:space="preserve"> </w:t>
+              <w:t xml:space="preserve">, Bill Payment) / </w:t>
             </w:r>
             <w:r>
               <w:br/>
-            </w:r>
-            <w:r>
               <w:t>Users List</w:t>
             </w:r>
             <w:r>
               <w:br/>
-            </w:r>
-            <w:r>
               <w:t>User Form</w:t>
             </w:r>
           </w:p>
@@ -601,7 +588,7 @@
                 <w:b w:val="0"/>
                 <w:bCs w:val="0"/>
               </w:rPr>
-              <w:t>Ahmed Eman</w:t>
+              <w:t>Ali Mohamed</w:t>
             </w:r>
           </w:p>
         </w:tc>
@@ -612,10 +599,112 @@
           <w:p>
             <w:pPr>
               <w:cnfStyle w:val="000000100000" w:firstRow="0" w:lastRow="0" w:firstColumn="0" w:lastColumn="0" w:oddVBand="0" w:evenVBand="0" w:oddHBand="1" w:evenHBand="0" w:firstRowFirstColumn="0" w:firstRowLastColumn="0" w:lastRowFirstColumn="0" w:lastRowLastColumn="0"/>
+              <w:rPr>
+                <w:lang w:bidi="ar-EG"/>
+              </w:rPr>
             </w:pPr>
             <w:r>
-              <w:t>---</w:t>
+              <w:rPr>
+                <w:lang w:bidi="ar-EG"/>
+              </w:rPr>
+              <w:t xml:space="preserve">Journal </w:t>
             </w:r>
+          </w:p>
+          <w:p>
+            <w:pPr>
+              <w:cnfStyle w:val="000000100000" w:firstRow="0" w:lastRow="0" w:firstColumn="0" w:lastColumn="0" w:oddVBand="0" w:evenVBand="0" w:oddHBand="1" w:evenHBand="0" w:firstRowFirstColumn="0" w:firstRowLastColumn="0" w:lastRowFirstColumn="0" w:lastRowLastColumn="0"/>
+              <w:rPr>
+                <w:lang w:bidi="ar-EG"/>
+              </w:rPr>
+            </w:pPr>
+            <w:r>
+              <w:rPr>
+                <w:lang w:bidi="ar-EG"/>
+              </w:rPr>
+              <w:t>Entries</w:t>
+            </w:r>
+            <w:r>
+              <w:rPr>
+                <w:rFonts w:hint="cs"/>
+                <w:rtl/>
+                <w:lang w:bidi="ar-EG"/>
+              </w:rPr>
+              <w:t>/</w:t>
+            </w:r>
+            <w:r>
+              <w:rPr>
+                <w:lang w:bidi="ar-EG"/>
+              </w:rPr>
+              <w:t>Transactions</w:t>
+            </w:r>
+            <w:r>
+              <w:rPr>
+                <w:lang w:bidi="ar-EG"/>
+              </w:rPr>
+              <w:t>/</w:t>
+            </w:r>
+            <w:r>
+              <w:rPr>
+                <w:lang w:bidi="ar-EG"/>
+              </w:rPr>
+              <w:t>Categories</w:t>
+            </w:r>
+          </w:p>
+          <w:p>
+            <w:pPr>
+              <w:cnfStyle w:val="000000100000" w:firstRow="0" w:lastRow="0" w:firstColumn="0" w:lastColumn="0" w:oddVBand="0" w:evenVBand="0" w:oddHBand="1" w:evenHBand="0" w:firstRowFirstColumn="0" w:firstRowLastColumn="0" w:lastRowFirstColumn="0" w:lastRowLastColumn="0"/>
+              <w:rPr>
+                <w:rFonts w:hint="cs"/>
+                <w:rtl/>
+                <w:lang w:bidi="ar-EG"/>
+              </w:rPr>
+            </w:pPr>
+            <w:r>
+              <w:rPr>
+                <w:lang w:bidi="ar-EG"/>
+              </w:rPr>
+              <w:t>/</w:t>
+            </w:r>
+            <w:r>
+              <w:rPr>
+                <w:lang w:bidi="ar-EG"/>
+              </w:rPr>
+              <w:t>Currencies</w:t>
+            </w:r>
+            <w:r>
+              <w:rPr>
+                <w:lang w:bidi="ar-EG"/>
+              </w:rPr>
+              <w:t>/</w:t>
+            </w:r>
+            <w:r>
+              <w:rPr>
+                <w:lang w:bidi="ar-EG"/>
+              </w:rPr>
+              <w:t xml:space="preserve"> Sales / Accounts Receivable </w:t>
+            </w:r>
+            <w:r>
+              <w:rPr>
+                <w:rFonts w:hint="cs"/>
+                <w:rtl/>
+                <w:lang w:bidi="ar-EG"/>
+              </w:rPr>
+              <w:t>/</w:t>
+            </w:r>
+            <w:r>
+              <w:rPr>
+                <w:lang w:bidi="ar-EG"/>
+              </w:rPr>
+              <w:t xml:space="preserve"> Contacts / CRM </w:t>
+            </w:r>
+          </w:p>
+          <w:p>
+            <w:pPr>
+              <w:cnfStyle w:val="000000100000" w:firstRow="0" w:lastRow="0" w:firstColumn="0" w:lastColumn="0" w:oddVBand="0" w:evenVBand="0" w:oddHBand="1" w:evenHBand="0" w:firstRowFirstColumn="0" w:firstRowLastColumn="0" w:lastRowFirstColumn="0" w:lastRowLastColumn="0"/>
+              <w:rPr>
+                <w:lang w:bidi="ar-EG"/>
+              </w:rPr>
+            </w:pPr>
           </w:p>
         </w:tc>
         <w:tc>
@@ -627,112 +716,247 @@
               <w:cnfStyle w:val="000000100000" w:firstRow="0" w:lastRow="0" w:firstColumn="0" w:lastColumn="0" w:oddVBand="0" w:evenVBand="0" w:oddHBand="1" w:evenHBand="0" w:firstRowFirstColumn="0" w:firstRowLastColumn="0" w:lastRowFirstColumn="0" w:lastRowLastColumn="0"/>
             </w:pPr>
             <w:r>
-              <w:t>---</w:t>
+              <w:t xml:space="preserve">- Journal </w:t>
+            </w:r>
+            <w:proofErr w:type="gramStart"/>
+            <w:r>
+              <w:t xml:space="preserve">Entries </w:t>
+            </w:r>
+            <w:r>
+              <w:rPr>
+                <w:rFonts w:hint="cs"/>
+                <w:rtl/>
+              </w:rPr>
+              <w:t>)</w:t>
+            </w:r>
+            <w:r>
+              <w:t>Journal</w:t>
+            </w:r>
+            <w:proofErr w:type="gramEnd"/>
+            <w:r>
+              <w:t xml:space="preserve"> Entries List- Journal Entry Detail - Journal Entry Form</w:t>
             </w:r>
           </w:p>
-        </w:tc>
-      </w:tr>
-      <w:tr>
-        <w:trPr>
-          <w:trHeight w:val="724"/>
-        </w:trPr>
-        <w:tc>
-          <w:tcPr>
-            <w:cnfStyle w:val="001000000000" w:firstRow="0" w:lastRow="0" w:firstColumn="1" w:lastColumn="0" w:oddVBand="0" w:evenVBand="0" w:oddHBand="0" w:evenHBand="0" w:firstRowFirstColumn="0" w:firstRowLastColumn="0" w:lastRowFirstColumn="0" w:lastRowLastColumn="0"/>
-            <w:tcW w:w="2610" w:type="dxa"/>
-          </w:tcPr>
-          <w:p>
-            <w:pPr>
-              <w:rPr>
-                <w:b w:val="0"/>
-                <w:bCs w:val="0"/>
-              </w:rPr>
-            </w:pPr>
-            <w:r>
-              <w:rPr>
-                <w:b w:val="0"/>
-                <w:bCs w:val="0"/>
-              </w:rPr>
-              <w:t>Ahmed Mohammad</w:t>
-            </w:r>
-          </w:p>
-        </w:tc>
-        <w:tc>
-          <w:tcPr>
-            <w:tcW w:w="3870" w:type="dxa"/>
-          </w:tcPr>
-          <w:p>
-            <w:pPr>
-              <w:cnfStyle w:val="000000000000" w:firstRow="0" w:lastRow="0" w:firstColumn="0" w:lastColumn="0" w:oddVBand="0" w:evenVBand="0" w:oddHBand="0" w:evenHBand="0" w:firstRowFirstColumn="0" w:firstRowLastColumn="0" w:lastRowFirstColumn="0" w:lastRowLastColumn="0"/>
-            </w:pPr>
-            <w:r>
-              <w:t>---</w:t>
-            </w:r>
-          </w:p>
-        </w:tc>
-        <w:tc>
-          <w:tcPr>
-            <w:tcW w:w="2960" w:type="dxa"/>
-          </w:tcPr>
-          <w:p>
-            <w:pPr>
-              <w:cnfStyle w:val="000000000000" w:firstRow="0" w:lastRow="0" w:firstColumn="0" w:lastColumn="0" w:oddVBand="0" w:evenVBand="0" w:oddHBand="0" w:evenHBand="0" w:firstRowFirstColumn="0" w:firstRowLastColumn="0" w:lastRowFirstColumn="0" w:lastRowLastColumn="0"/>
-            </w:pPr>
-            <w:r>
-              <w:t>---</w:t>
-            </w:r>
-          </w:p>
-        </w:tc>
-      </w:tr>
-      <w:tr>
-        <w:trPr>
-          <w:cnfStyle w:val="000000100000" w:firstRow="0" w:lastRow="0" w:firstColumn="0" w:lastColumn="0" w:oddVBand="0" w:evenVBand="0" w:oddHBand="1" w:evenHBand="0" w:firstRowFirstColumn="0" w:firstRowLastColumn="0" w:lastRowFirstColumn="0" w:lastRowLastColumn="0"/>
-          <w:trHeight w:val="724"/>
-        </w:trPr>
-        <w:tc>
-          <w:tcPr>
-            <w:cnfStyle w:val="001000000000" w:firstRow="0" w:lastRow="0" w:firstColumn="1" w:lastColumn="0" w:oddVBand="0" w:evenVBand="0" w:oddHBand="0" w:evenHBand="0" w:firstRowFirstColumn="0" w:firstRowLastColumn="0" w:lastRowFirstColumn="0" w:lastRowLastColumn="0"/>
-            <w:tcW w:w="2610" w:type="dxa"/>
-          </w:tcPr>
-          <w:p>
-            <w:pPr>
-              <w:rPr>
-                <w:b w:val="0"/>
-                <w:bCs w:val="0"/>
-              </w:rPr>
-            </w:pPr>
-            <w:r>
-              <w:rPr>
-                <w:b w:val="0"/>
-                <w:bCs w:val="0"/>
-              </w:rPr>
-              <w:t>Ali Mohamed</w:t>
-            </w:r>
-          </w:p>
-        </w:tc>
-        <w:tc>
-          <w:tcPr>
-            <w:tcW w:w="3870" w:type="dxa"/>
-          </w:tcPr>
           <w:p>
             <w:pPr>
               <w:cnfStyle w:val="000000100000" w:firstRow="0" w:lastRow="0" w:firstColumn="0" w:lastColumn="0" w:oddVBand="0" w:evenVBand="0" w:oddHBand="1" w:evenHBand="0" w:firstRowFirstColumn="0" w:firstRowLastColumn="0" w:lastRowFirstColumn="0" w:lastRowLastColumn="0"/>
             </w:pPr>
             <w:r>
-              <w:t>---</w:t>
+              <w:t xml:space="preserve">- </w:t>
             </w:r>
+            <w:proofErr w:type="gramStart"/>
+            <w:r>
+              <w:t xml:space="preserve">Transactions </w:t>
+            </w:r>
+            <w:r>
+              <w:rPr>
+                <w:rFonts w:hint="cs"/>
+                <w:rtl/>
+              </w:rPr>
+              <w:t>)</w:t>
+            </w:r>
+            <w:r>
+              <w:t>Transactions</w:t>
+            </w:r>
+            <w:proofErr w:type="gramEnd"/>
+            <w:r>
+              <w:t xml:space="preserve"> List- Transaction Detail- Transaction </w:t>
+            </w:r>
+            <w:proofErr w:type="gramStart"/>
+            <w:r>
+              <w:t>Form</w:t>
+            </w:r>
+            <w:r>
+              <w:rPr>
+                <w:rFonts w:hint="cs"/>
+                <w:rtl/>
+              </w:rPr>
+              <w:t>(</w:t>
+            </w:r>
+            <w:proofErr w:type="gramEnd"/>
           </w:p>
-        </w:tc>
-        <w:tc>
-          <w:tcPr>
-            <w:tcW w:w="2960" w:type="dxa"/>
-          </w:tcPr>
           <w:p>
             <w:pPr>
               <w:cnfStyle w:val="000000100000" w:firstRow="0" w:lastRow="0" w:firstColumn="0" w:lastColumn="0" w:oddVBand="0" w:evenVBand="0" w:oddHBand="1" w:evenHBand="0" w:firstRowFirstColumn="0" w:firstRowLastColumn="0" w:lastRowFirstColumn="0" w:lastRowLastColumn="0"/>
             </w:pPr>
             <w:r>
-              <w:t>---</w:t>
+              <w:t xml:space="preserve">- Categories </w:t>
+            </w:r>
+            <w:proofErr w:type="gramStart"/>
+            <w:r>
+              <w:t>( Categories</w:t>
+            </w:r>
+            <w:proofErr w:type="gramEnd"/>
+            <w:r>
+              <w:t xml:space="preserve"> List- Category </w:t>
+            </w:r>
+            <w:proofErr w:type="gramStart"/>
+            <w:r>
+              <w:t>Form</w:t>
+            </w:r>
+            <w:r>
+              <w:rPr>
+                <w:rFonts w:hint="cs"/>
+                <w:rtl/>
+              </w:rPr>
+              <w:t xml:space="preserve">  (</w:t>
+            </w:r>
+            <w:proofErr w:type="gramEnd"/>
+            <w:r>
+              <w:rPr>
+                <w:rFonts w:hint="cs"/>
+                <w:rtl/>
+              </w:rPr>
+              <w:t xml:space="preserve"> </w:t>
+            </w:r>
+          </w:p>
+          <w:p>
+            <w:pPr>
+              <w:cnfStyle w:val="000000100000" w:firstRow="0" w:lastRow="0" w:firstColumn="0" w:lastColumn="0" w:oddVBand="0" w:evenVBand="0" w:oddHBand="1" w:evenHBand="0" w:firstRowFirstColumn="0" w:firstRowLastColumn="0" w:lastRowFirstColumn="0" w:lastRowLastColumn="0"/>
+            </w:pPr>
+            <w:r>
+              <w:t xml:space="preserve">- Currencies </w:t>
+            </w:r>
+            <w:proofErr w:type="gramStart"/>
+            <w:r>
+              <w:t>(</w:t>
+            </w:r>
+            <w:r>
+              <w:rPr>
+                <w:rFonts w:hint="cs"/>
+                <w:rtl/>
+              </w:rPr>
+              <w:t xml:space="preserve"> </w:t>
+            </w:r>
+            <w:r>
+              <w:t>Currencies</w:t>
+            </w:r>
+            <w:proofErr w:type="gramEnd"/>
+            <w:r>
+              <w:t xml:space="preserve"> List- Currency Form</w:t>
+            </w:r>
+            <w:r>
+              <w:rPr>
+                <w:rFonts w:hint="cs"/>
+                <w:rtl/>
+              </w:rPr>
+              <w:t xml:space="preserve"> ( </w:t>
+            </w:r>
+          </w:p>
+          <w:p>
+            <w:pPr>
+              <w:cnfStyle w:val="000000100000" w:firstRow="0" w:lastRow="0" w:firstColumn="0" w:lastColumn="0" w:oddVBand="0" w:evenVBand="0" w:oddHBand="1" w:evenHBand="0" w:firstRowFirstColumn="0" w:firstRowLastColumn="0" w:lastRowFirstColumn="0" w:lastRowLastColumn="0"/>
+            </w:pPr>
+            <w:r>
+              <w:t xml:space="preserve">- Sales / Accounts Receivable </w:t>
+            </w:r>
+            <w:proofErr w:type="gramStart"/>
+            <w:r>
+              <w:t>(</w:t>
+            </w:r>
+            <w:r>
+              <w:rPr>
+                <w:rFonts w:hint="cs"/>
+                <w:rtl/>
+              </w:rPr>
+              <w:t xml:space="preserve"> </w:t>
+            </w:r>
+            <w:r>
+              <w:t>Invoices</w:t>
+            </w:r>
+            <w:proofErr w:type="gramEnd"/>
+            <w:r>
+              <w:t xml:space="preserve"> List- Invoice Detail- Invoice Form- Invoice Print/PDF- Recurring Invoices</w:t>
+            </w:r>
+          </w:p>
+          <w:p>
+            <w:pPr>
+              <w:cnfStyle w:val="000000100000" w:firstRow="0" w:lastRow="0" w:firstColumn="0" w:lastColumn="0" w:oddVBand="0" w:evenVBand="0" w:oddHBand="1" w:evenHBand="0" w:firstRowFirstColumn="0" w:firstRowLastColumn="0" w:lastRowFirstColumn="0" w:lastRowLastColumn="0"/>
+            </w:pPr>
+            <w:r>
+              <w:lastRenderedPageBreak/>
+              <w:t xml:space="preserve">- Contacts / CRM </w:t>
+            </w:r>
+            <w:proofErr w:type="gramStart"/>
+            <w:r>
+              <w:t>(</w:t>
+            </w:r>
+            <w:r>
+              <w:rPr>
+                <w:rFonts w:hint="cs"/>
+                <w:rtl/>
+              </w:rPr>
+              <w:t xml:space="preserve"> </w:t>
+            </w:r>
+            <w:r>
+              <w:t>Contacts</w:t>
+            </w:r>
+            <w:proofErr w:type="gramEnd"/>
+            <w:r>
+              <w:t xml:space="preserve"> List- Contact Detail-Contact Form</w:t>
+            </w:r>
+            <w:r>
+              <w:rPr>
+                <w:rFonts w:hint="cs"/>
+                <w:rtl/>
+              </w:rPr>
+              <w:t xml:space="preserve"> (</w:t>
+            </w:r>
+          </w:p>
+          <w:p>
+            <w:pPr>
+              <w:cnfStyle w:val="000000100000" w:firstRow="0" w:lastRow="0" w:firstColumn="0" w:lastColumn="0" w:oddVBand="0" w:evenVBand="0" w:oddHBand="1" w:evenHBand="0" w:firstRowFirstColumn="0" w:firstRowLastColumn="0" w:lastRowFirstColumn="0" w:lastRowLastColumn="0"/>
+            </w:pPr>
+            <w:r>
+              <w:t xml:space="preserve">- Reporting &amp; Exports </w:t>
+            </w:r>
+            <w:proofErr w:type="gramStart"/>
+            <w:r>
+              <w:t>(</w:t>
+            </w:r>
+            <w:r>
+              <w:rPr>
+                <w:rFonts w:hint="cs"/>
+                <w:rtl/>
+              </w:rPr>
+              <w:t xml:space="preserve"> </w:t>
+            </w:r>
+            <w:r>
+              <w:t>Reports</w:t>
+            </w:r>
+            <w:proofErr w:type="gramEnd"/>
+            <w:r>
+              <w:t xml:space="preserve"> Dashboard</w:t>
+            </w:r>
+            <w:r>
+              <w:rPr>
+                <w:rFonts w:hint="cs"/>
+                <w:rtl/>
+              </w:rPr>
+              <w:t xml:space="preserve"> </w:t>
+            </w:r>
+            <w:r>
+              <w:t>- Financial Statements</w:t>
+            </w:r>
+            <w:r>
+              <w:rPr>
+                <w:rFonts w:hint="cs"/>
+                <w:rtl/>
+              </w:rPr>
+              <w:t xml:space="preserve"> </w:t>
+            </w:r>
+            <w:r>
+              <w:t>- Transaction Reports</w:t>
+            </w:r>
+            <w:r>
+              <w:rPr>
+                <w:rFonts w:hint="cs"/>
+                <w:rtl/>
+              </w:rPr>
+              <w:t xml:space="preserve"> </w:t>
+            </w:r>
+            <w:r>
+              <w:t>- Custom Report Builder</w:t>
             </w:r>
           </w:p>
         </w:tc>
@@ -741,20 +965,84 @@
     <w:p/>
     <w:p>
       <w:r>
-        <w:br w:type="page"/>
+        <w:rPr>
+          <w:noProof/>
+        </w:rPr>
+        <w:drawing>
+          <wp:anchor distT="0" distB="0" distL="114300" distR="114300" simplePos="0" relativeHeight="251663360" behindDoc="0" locked="0" layoutInCell="1" allowOverlap="1" wp14:anchorId="09013C0D" wp14:editId="0DD13631">
+            <wp:simplePos x="0" y="0"/>
+            <wp:positionH relativeFrom="margin">
+              <wp:posOffset>-51403</wp:posOffset>
+            </wp:positionH>
+            <wp:positionV relativeFrom="paragraph">
+              <wp:posOffset>3835641</wp:posOffset>
+            </wp:positionV>
+            <wp:extent cx="990600" cy="909955"/>
+            <wp:effectExtent l="0" t="0" r="0" b="4445"/>
+            <wp:wrapSquare wrapText="bothSides"/>
+            <wp:docPr id="1476372816" name="Picture 4"/>
+            <wp:cNvGraphicFramePr>
+              <a:graphicFrameLocks xmlns:a="http://schemas.openxmlformats.org/drawingml/2006/main" noChangeAspect="1"/>
+            </wp:cNvGraphicFramePr>
+            <a:graphic xmlns:a="http://schemas.openxmlformats.org/drawingml/2006/main">
+              <a:graphicData uri="http://schemas.openxmlformats.org/drawingml/2006/picture">
+                <pic:pic xmlns:pic="http://schemas.openxmlformats.org/drawingml/2006/picture">
+                  <pic:nvPicPr>
+                    <pic:cNvPr id="0" name="Picture 7"/>
+                    <pic:cNvPicPr>
+                      <a:picLocks noChangeAspect="1" noChangeArrowheads="1"/>
+                    </pic:cNvPicPr>
+                  </pic:nvPicPr>
+                  <pic:blipFill>
+                    <a:blip r:embed="rId11">
+                      <a:extLst>
+                        <a:ext uri="{28A0092B-C50C-407E-A947-70E740481C1C}">
+                          <a14:useLocalDpi xmlns:a14="http://schemas.microsoft.com/office/drawing/2010/main" val="0"/>
+                        </a:ext>
+                      </a:extLst>
+                    </a:blip>
+                    <a:srcRect/>
+                    <a:stretch>
+                      <a:fillRect/>
+                    </a:stretch>
+                  </pic:blipFill>
+                  <pic:spPr bwMode="auto">
+                    <a:xfrm>
+                      <a:off x="0" y="0"/>
+                      <a:ext cx="990600" cy="909955"/>
+                    </a:xfrm>
+                    <a:prstGeom prst="rect">
+                      <a:avLst/>
+                    </a:prstGeom>
+                    <a:noFill/>
+                    <a:ln>
+                      <a:noFill/>
+                    </a:ln>
+                  </pic:spPr>
+                </pic:pic>
+              </a:graphicData>
+            </a:graphic>
+            <wp14:sizeRelH relativeFrom="margin">
+              <wp14:pctWidth>0</wp14:pctWidth>
+            </wp14:sizeRelH>
+            <wp14:sizeRelV relativeFrom="margin">
+              <wp14:pctHeight>0</wp14:pctHeight>
+            </wp14:sizeRelV>
+          </wp:anchor>
+        </w:drawing>
       </w:r>
       <w:r>
         <w:rPr>
           <w:noProof/>
         </w:rPr>
         <w:drawing>
-          <wp:anchor distT="0" distB="0" distL="114300" distR="114300" simplePos="0" relativeHeight="251662336" behindDoc="0" locked="0" layoutInCell="1" allowOverlap="1" wp14:anchorId="02BEBCF4" wp14:editId="6A6392BD">
+          <wp:anchor distT="0" distB="0" distL="114300" distR="114300" simplePos="0" relativeHeight="251662336" behindDoc="0" locked="0" layoutInCell="1" allowOverlap="1" wp14:anchorId="02BEBCF4" wp14:editId="48841D6C">
             <wp:simplePos x="0" y="0"/>
             <wp:positionH relativeFrom="margin">
-              <wp:posOffset>3824605</wp:posOffset>
+              <wp:posOffset>3975076</wp:posOffset>
             </wp:positionH>
             <wp:positionV relativeFrom="paragraph">
-              <wp:posOffset>-635</wp:posOffset>
+              <wp:posOffset>3761137</wp:posOffset>
             </wp:positionV>
             <wp:extent cx="2195195" cy="1000125"/>
             <wp:effectExtent l="0" t="0" r="0" b="9525"/>
@@ -816,71 +1104,7 @@
         </w:drawing>
       </w:r>
       <w:r>
-        <w:rPr>
-          <w:noProof/>
-        </w:rPr>
-        <w:drawing>
-          <wp:anchor distT="0" distB="0" distL="114300" distR="114300" simplePos="0" relativeHeight="251663360" behindDoc="0" locked="0" layoutInCell="1" allowOverlap="1" wp14:anchorId="09013C0D" wp14:editId="0F696B9C">
-            <wp:simplePos x="0" y="0"/>
-            <wp:positionH relativeFrom="margin">
-              <wp:posOffset>0</wp:posOffset>
-            </wp:positionH>
-            <wp:positionV relativeFrom="paragraph">
-              <wp:posOffset>508000</wp:posOffset>
-            </wp:positionV>
-            <wp:extent cx="990600" cy="909955"/>
-            <wp:effectExtent l="0" t="0" r="0" b="4445"/>
-            <wp:wrapSquare wrapText="bothSides"/>
-            <wp:docPr id="1476372816" name="Picture 4"/>
-            <wp:cNvGraphicFramePr>
-              <a:graphicFrameLocks xmlns:a="http://schemas.openxmlformats.org/drawingml/2006/main" noChangeAspect="1"/>
-            </wp:cNvGraphicFramePr>
-            <a:graphic xmlns:a="http://schemas.openxmlformats.org/drawingml/2006/main">
-              <a:graphicData uri="http://schemas.openxmlformats.org/drawingml/2006/picture">
-                <pic:pic xmlns:pic="http://schemas.openxmlformats.org/drawingml/2006/picture">
-                  <pic:nvPicPr>
-                    <pic:cNvPr id="0" name="Picture 7"/>
-                    <pic:cNvPicPr>
-                      <a:picLocks noChangeAspect="1" noChangeArrowheads="1"/>
-                    </pic:cNvPicPr>
-                  </pic:nvPicPr>
-                  <pic:blipFill>
-                    <a:blip r:embed="rId11">
-                      <a:extLst>
-                        <a:ext uri="{28A0092B-C50C-407E-A947-70E740481C1C}">
-                          <a14:useLocalDpi xmlns:a14="http://schemas.microsoft.com/office/drawing/2010/main" val="0"/>
-                        </a:ext>
-                      </a:extLst>
-                    </a:blip>
-                    <a:srcRect/>
-                    <a:stretch>
-                      <a:fillRect/>
-                    </a:stretch>
-                  </pic:blipFill>
-                  <pic:spPr bwMode="auto">
-                    <a:xfrm>
-                      <a:off x="0" y="0"/>
-                      <a:ext cx="990600" cy="909955"/>
-                    </a:xfrm>
-                    <a:prstGeom prst="rect">
-                      <a:avLst/>
-                    </a:prstGeom>
-                    <a:noFill/>
-                    <a:ln>
-                      <a:noFill/>
-                    </a:ln>
-                  </pic:spPr>
-                </pic:pic>
-              </a:graphicData>
-            </a:graphic>
-            <wp14:sizeRelH relativeFrom="margin">
-              <wp14:pctWidth>0</wp14:pctWidth>
-            </wp14:sizeRelH>
-            <wp14:sizeRelV relativeFrom="margin">
-              <wp14:pctHeight>0</wp14:pctHeight>
-            </wp14:sizeRelV>
-          </wp:anchor>
-        </w:drawing>
+        <w:br w:type="page"/>
       </w:r>
     </w:p>
     <w:p>
@@ -3646,7 +3870,15 @@
             <w:proofErr w:type="spellEnd"/>
             <w:proofErr w:type="gramEnd"/>
             <w:r>
-              <w:t>/invoices/{id}/pay</w:t>
+              <w:t>/</w:t>
+            </w:r>
+            <w:proofErr w:type="gramStart"/>
+            <w:r>
+              <w:t>invoices/{id}/</w:t>
+            </w:r>
+            <w:proofErr w:type="gramEnd"/>
+            <w:r>
+              <w:t>pay</w:t>
             </w:r>
           </w:p>
         </w:tc>
@@ -32592,29 +32824,15 @@
 </file>
 
 <file path=customXml/item1.xml><?xml version="1.0" encoding="utf-8"?>
-<b:Sources xmlns:b="http://schemas.openxmlformats.org/officeDocument/2006/bibliography" xmlns="http://schemas.openxmlformats.org/officeDocument/2006/bibliography" SelectedStyle="\APASixthEditionOfficeOnline.xsl" StyleName="APA" Version="6"/>
+<?mso-contentType ?>
+<FormTemplates xmlns="http://schemas.microsoft.com/sharepoint/v3/contenttype/forms">
+  <Display>DocumentLibraryForm</Display>
+  <Edit>DocumentLibraryForm</Edit>
+  <New>DocumentLibraryForm</New>
+</FormTemplates>
 </file>
 
 <file path=customXml/item2.xml><?xml version="1.0" encoding="utf-8"?>
-<p:properties xmlns:p="http://schemas.microsoft.com/office/2006/metadata/properties" xmlns:xsi="http://www.w3.org/2001/XMLSchema-instance" xmlns:pc="http://schemas.microsoft.com/office/infopath/2007/PartnerControls">
-  <documentManagement>
-    <_ip_UnifiedCompliancePolicyUIAction xmlns="http://schemas.microsoft.com/sharepoint/v3" xsi:nil="true"/>
-    <Image xmlns="71af3243-3dd4-4a8d-8c0d-dd76da1f02a5">
-      <Url xsi:nil="true"/>
-      <Description xsi:nil="true"/>
-    </Image>
-    <Status xmlns="71af3243-3dd4-4a8d-8c0d-dd76da1f02a5">Not started</Status>
-    <_ip_UnifiedCompliancePolicyProperties xmlns="http://schemas.microsoft.com/sharepoint/v3" xsi:nil="true"/>
-    <ImageTagsTaxHTField xmlns="71af3243-3dd4-4a8d-8c0d-dd76da1f02a5">
-      <Terms xmlns="http://schemas.microsoft.com/office/infopath/2007/PartnerControls"/>
-    </ImageTagsTaxHTField>
-    <TaxCatchAll xmlns="230e9df3-be65-4c73-a93b-d1236ebd677e"/>
-    <MediaServiceKeyPoints xmlns="71af3243-3dd4-4a8d-8c0d-dd76da1f02a5" xsi:nil="true"/>
-  </documentManagement>
-</p:properties>
-</file>
-
-<file path=customXml/item3.xml><?xml version="1.0" encoding="utf-8"?>
 <ct:contentTypeSchema xmlns:ct="http://schemas.microsoft.com/office/2006/metadata/contentType" xmlns:ma="http://schemas.microsoft.com/office/2006/metadata/properties/metaAttributes" ct:_="" ma:_="" ma:contentTypeName="Document" ma:contentTypeID="0x01010079F111ED35F8CC479449609E8A0923A6" ma:contentTypeVersion="20" ma:contentTypeDescription="Create a new document." ma:contentTypeScope="" ma:versionID="1267097ee5f5874adfcc408041ae252e">
   <xsd:schema xmlns:xsd="http://www.w3.org/2001/XMLSchema" xmlns:xs="http://www.w3.org/2001/XMLSchema" xmlns:p="http://schemas.microsoft.com/office/2006/metadata/properties" xmlns:ns1="http://schemas.microsoft.com/sharepoint/v3" xmlns:ns2="71af3243-3dd4-4a8d-8c0d-dd76da1f02a5" xmlns:ns3="16c05727-aa75-4e4a-9b5f-8a80a1165891" xmlns:ns4="230e9df3-be65-4c73-a93b-d1236ebd677e" targetNamespace="http://schemas.microsoft.com/office/2006/metadata/properties" ma:root="true" ma:fieldsID="395891a93df65b14727750f2c06c306c" ns1:_="" ns2:_="" ns3:_="" ns4:_="">
     <xsd:import namespace="http://schemas.microsoft.com/sharepoint/v3"/>
@@ -32890,36 +33108,38 @@
 </ct:contentTypeSchema>
 </file>
 
+<file path=customXml/item3.xml><?xml version="1.0" encoding="utf-8"?>
+<p:properties xmlns:p="http://schemas.microsoft.com/office/2006/metadata/properties" xmlns:xsi="http://www.w3.org/2001/XMLSchema-instance" xmlns:pc="http://schemas.microsoft.com/office/infopath/2007/PartnerControls">
+  <documentManagement>
+    <_ip_UnifiedCompliancePolicyUIAction xmlns="http://schemas.microsoft.com/sharepoint/v3" xsi:nil="true"/>
+    <Image xmlns="71af3243-3dd4-4a8d-8c0d-dd76da1f02a5">
+      <Url xsi:nil="true"/>
+      <Description xsi:nil="true"/>
+    </Image>
+    <Status xmlns="71af3243-3dd4-4a8d-8c0d-dd76da1f02a5">Not started</Status>
+    <_ip_UnifiedCompliancePolicyProperties xmlns="http://schemas.microsoft.com/sharepoint/v3" xsi:nil="true"/>
+    <ImageTagsTaxHTField xmlns="71af3243-3dd4-4a8d-8c0d-dd76da1f02a5">
+      <Terms xmlns="http://schemas.microsoft.com/office/infopath/2007/PartnerControls"/>
+    </ImageTagsTaxHTField>
+    <TaxCatchAll xmlns="230e9df3-be65-4c73-a93b-d1236ebd677e"/>
+    <MediaServiceKeyPoints xmlns="71af3243-3dd4-4a8d-8c0d-dd76da1f02a5" xsi:nil="true"/>
+  </documentManagement>
+</p:properties>
+</file>
+
 <file path=customXml/item4.xml><?xml version="1.0" encoding="utf-8"?>
-<?mso-contentType ?>
-<FormTemplates xmlns="http://schemas.microsoft.com/sharepoint/v3/contenttype/forms">
-  <Display>DocumentLibraryForm</Display>
-  <Edit>DocumentLibraryForm</Edit>
-  <New>DocumentLibraryForm</New>
-</FormTemplates>
+<b:Sources xmlns:b="http://schemas.openxmlformats.org/officeDocument/2006/bibliography" xmlns="http://schemas.openxmlformats.org/officeDocument/2006/bibliography" SelectedStyle="\APASixthEditionOfficeOnline.xsl" StyleName="APA" Version="6"/>
 </file>
 
 <file path=customXml/itemProps1.xml><?xml version="1.0" encoding="utf-8"?>
-<ds:datastoreItem xmlns:ds="http://schemas.openxmlformats.org/officeDocument/2006/customXml" ds:itemID="{9EAA2E9E-4E47-497B-A79A-B397382D8E2F}">
+<ds:datastoreItem xmlns:ds="http://schemas.openxmlformats.org/officeDocument/2006/customXml" ds:itemID="{878A3276-187E-405F-966A-BDA24FF7DCFF}">
   <ds:schemaRefs>
-    <ds:schemaRef ds:uri="http://schemas.openxmlformats.org/officeDocument/2006/bibliography"/>
+    <ds:schemaRef ds:uri="http://schemas.microsoft.com/sharepoint/v3/contenttype/forms"/>
   </ds:schemaRefs>
 </ds:datastoreItem>
 </file>
 
 <file path=customXml/itemProps2.xml><?xml version="1.0" encoding="utf-8"?>
-<ds:datastoreItem xmlns:ds="http://schemas.openxmlformats.org/officeDocument/2006/customXml" ds:itemID="{91E7373D-5DCA-4092-912F-7D030B4FE61E}">
-  <ds:schemaRefs>
-    <ds:schemaRef ds:uri="http://schemas.microsoft.com/office/2006/metadata/properties"/>
-    <ds:schemaRef ds:uri="http://schemas.microsoft.com/office/infopath/2007/PartnerControls"/>
-    <ds:schemaRef ds:uri="http://schemas.microsoft.com/sharepoint/v3"/>
-    <ds:schemaRef ds:uri="71af3243-3dd4-4a8d-8c0d-dd76da1f02a5"/>
-    <ds:schemaRef ds:uri="230e9df3-be65-4c73-a93b-d1236ebd677e"/>
-  </ds:schemaRefs>
-</ds:datastoreItem>
-</file>
-
-<file path=customXml/itemProps3.xml><?xml version="1.0" encoding="utf-8"?>
 <ds:datastoreItem xmlns:ds="http://schemas.openxmlformats.org/officeDocument/2006/customXml" ds:itemID="{B15B1B51-5121-472B-BA9E-DC61343F5AF6}">
   <ds:schemaRefs>
     <ds:schemaRef ds:uri="http://schemas.microsoft.com/office/2006/metadata/contentType"/>
@@ -32940,10 +33160,22 @@
 </ds:datastoreItem>
 </file>
 
+<file path=customXml/itemProps3.xml><?xml version="1.0" encoding="utf-8"?>
+<ds:datastoreItem xmlns:ds="http://schemas.openxmlformats.org/officeDocument/2006/customXml" ds:itemID="{91E7373D-5DCA-4092-912F-7D030B4FE61E}">
+  <ds:schemaRefs>
+    <ds:schemaRef ds:uri="http://schemas.microsoft.com/office/2006/metadata/properties"/>
+    <ds:schemaRef ds:uri="http://schemas.microsoft.com/office/infopath/2007/PartnerControls"/>
+    <ds:schemaRef ds:uri="http://schemas.microsoft.com/sharepoint/v3"/>
+    <ds:schemaRef ds:uri="71af3243-3dd4-4a8d-8c0d-dd76da1f02a5"/>
+    <ds:schemaRef ds:uri="230e9df3-be65-4c73-a93b-d1236ebd677e"/>
+  </ds:schemaRefs>
+</ds:datastoreItem>
+</file>
+
 <file path=customXml/itemProps4.xml><?xml version="1.0" encoding="utf-8"?>
-<ds:datastoreItem xmlns:ds="http://schemas.openxmlformats.org/officeDocument/2006/customXml" ds:itemID="{878A3276-187E-405F-966A-BDA24FF7DCFF}">
+<ds:datastoreItem xmlns:ds="http://schemas.openxmlformats.org/officeDocument/2006/customXml" ds:itemID="{9EAA2E9E-4E47-497B-A79A-B397382D8E2F}">
   <ds:schemaRefs>
-    <ds:schemaRef ds:uri="http://schemas.microsoft.com/sharepoint/v3/contenttype/forms"/>
+    <ds:schemaRef ds:uri="http://schemas.openxmlformats.org/officeDocument/2006/bibliography"/>
   </ds:schemaRefs>
 </ds:datastoreItem>
 </file>